--- a/templates/MODELO_CONTRATO_SUBCONTRATA.docx
+++ b/templates/MODELO_CONTRATO_SUBCONTRATA.docx
@@ -1045,7 +1045,7 @@
           <w:color w:val="000000"/>
           <w:lang w:val="pt-PT"/>
         </w:rPr>
-        <w:t xml:space="preserve">DE UNA PARTE, Dña. [[SUBC_REP_NOMBRE]], mayor de edad, con domicilio estos efectos en Madrid, calle [[SUBC_REP_DOMICILIO]], con Documento Nacional de identidadnúmero [[SUBC_REP_DNI]], actuando ensu condición de Administrador único de la entidad mercantil denominada “[[SUBC_EMPRESA]].”, con domicilio social en [[SUBC_DOMICILIO]] y con C.I.F. número [[SUBC_CIF]], Constituida por tiempo indefinido, mediante escritura otorgada por el Notario [[SUBC_NOTARIO]] de la localidad de Arganda del Rey, en fecha 08/07/2013, número 908 de su protocolo, e inscrita en el Registro Mercantil de Madrid, [[SUBC_REGISTRO]].</w:t>
+        <w:t>DE UNA PARTE, Dña. [[SUBC_REP_NOMBRE]], mayor de edad, con domicilio estos efectos en Madrid, calle [[SUBC_REP_DOMICILIO]], con Documento Nacional de identidadnúmero [[SUBC_REP_DNI]], actuando ensu condición de Administrador único de la entidad mercantil denominada “[[SUBC_EMPRESA]].”, con domicilio social en [[SUBC_DOMICILIO]] y con C.I.F. número [[SUBC_CIF]], Constituida por tiempo indefinido, mediante escritura otorgada por el Notario [[SUBC_NOTARIO]] de la localidad de [[SUBC_NOTARIO_LOC]], en fecha [[SUBC_FECHA_ESCRITURA]], número [[SUBC_PROTOCOLO]] de su protocolo, e inscrita en el Registro Mercantil de Madrid, [[SUBC_REGISTRO]].</w:t>
       </w:r>
     </w:p>
     <w:bookmarkEnd w:id="2"/>
@@ -1076,7 +1076,7 @@
           <w:rFonts w:ascii="Century Gothic" w:hAnsi="Century Gothic" w:cs="Arial"/>
           <w:color w:val="000000"/>
         </w:rPr>
-        <w:t>Cargo de Administrador único que ostenta en virtud de escritura de [[SUBC_FECHA_ESCRITURA]], otorgada el [[SUBC_FECHA_ESCRITURA]] ante el Notario de Madrid, [[SUBC_NOTARIO]] bajo el [[SUBC_PROTOCOLO]] de los de su protocolo.</w:t>
+        <w:t>Cargo de Administrador único que ostenta en virtud de escritura de [[SUBC_FECHA_ESCRITURA]], otorgada el [[SUBC_FECHA_ESCRITURA]] ante el Notario de [[SUBC_NOTARIO_LOC]], [[SUBC_NOTARIO]] bajo el [[SUBC_PROTOCOLO]] de los de su protocolo.</w:t>
       </w:r>
     </w:p>
     <w:bookmarkEnd w:id="3"/>
@@ -3849,6 +3849,123 @@
           <w:b/>
         </w:rPr>
       </w:pPr>
+    </w:p>
+    <w:p>
+      <w:r>
+        <w:rPr>
+          <w:rFonts w:ascii="Century Gothic" w:hAnsi="Century Gothic"/>
+          <w:b w:val="0"/>
+          <w:sz w:val="22"/>
+        </w:rPr>
+      </w:r>
+    </w:p>
+    <w:p>
+      <w:r>
+        <w:rPr>
+          <w:rFonts w:ascii="Century Gothic" w:hAnsi="Century Gothic"/>
+          <w:b/>
+          <w:sz w:val="22"/>
+        </w:rPr>
+        <w:t>Por EL CONTRATISTA:</w:t>
+      </w:r>
+    </w:p>
+    <w:p>
+      <w:r>
+        <w:rPr>
+          <w:rFonts w:ascii="Century Gothic" w:hAnsi="Century Gothic"/>
+          <w:b w:val="0"/>
+          <w:sz w:val="22"/>
+        </w:rPr>
+        <w:t>ACOMETIDAS EUROPA, S.L.</w:t>
+      </w:r>
+    </w:p>
+    <w:p>
+      <w:r>
+        <w:rPr>
+          <w:rFonts w:ascii="Century Gothic" w:hAnsi="Century Gothic"/>
+          <w:b w:val="0"/>
+          <w:sz w:val="22"/>
+        </w:rPr>
+        <w:t>Domicilio: Avda. Doctor Severo Ochoa 35, Nave 5dD - Alcobendas</w:t>
+      </w:r>
+    </w:p>
+    <w:p>
+      <w:r>
+        <w:rPr>
+          <w:rFonts w:ascii="Century Gothic" w:hAnsi="Century Gothic"/>
+          <w:b w:val="0"/>
+          <w:sz w:val="22"/>
+        </w:rPr>
+        <w:t>Telefono: 91 386 21 12     Email: info@acometidaseuropa.com</w:t>
+      </w:r>
+    </w:p>
+    <w:p>
+      <w:r>
+        <w:rPr>
+          <w:rFonts w:ascii="Century Gothic" w:hAnsi="Century Gothic"/>
+          <w:b w:val="0"/>
+          <w:sz w:val="22"/>
+        </w:rPr>
+      </w:r>
+    </w:p>
+    <w:p>
+      <w:r>
+        <w:rPr>
+          <w:rFonts w:ascii="Century Gothic" w:hAnsi="Century Gothic"/>
+          <w:b/>
+          <w:sz w:val="22"/>
+        </w:rPr>
+        <w:t>Por LA SUBCONTRATISTA:</w:t>
+      </w:r>
+    </w:p>
+    <w:p>
+      <w:r>
+        <w:rPr>
+          <w:rFonts w:ascii="Century Gothic" w:hAnsi="Century Gothic"/>
+          <w:b w:val="0"/>
+          <w:sz w:val="22"/>
+        </w:rPr>
+        <w:t>[[SUBC_EMPRESA]]     CIF: [[SUBC_CIF]]</w:t>
+      </w:r>
+    </w:p>
+    <w:p>
+      <w:r>
+        <w:rPr>
+          <w:rFonts w:ascii="Century Gothic" w:hAnsi="Century Gothic"/>
+          <w:b w:val="0"/>
+          <w:sz w:val="22"/>
+        </w:rPr>
+        <w:t>Domicilio: [[SUBC_DOMICILIO]]</w:t>
+      </w:r>
+    </w:p>
+    <w:p>
+      <w:r>
+        <w:rPr>
+          <w:rFonts w:ascii="Century Gothic" w:hAnsi="Century Gothic"/>
+          <w:b w:val="0"/>
+          <w:sz w:val="22"/>
+        </w:rPr>
+        <w:t>Representante: [[SUBC_REP_NOMBRE]]     DNI: [[SUBC_REP_DNI]]</w:t>
+      </w:r>
+    </w:p>
+    <w:p>
+      <w:r>
+        <w:rPr>
+          <w:rFonts w:ascii="Century Gothic" w:hAnsi="Century Gothic"/>
+          <w:b w:val="0"/>
+          <w:sz w:val="22"/>
+        </w:rPr>
+        <w:t>Telefono: [[SUBC_TELEFONO]]     Email: [[SUBC_EMAIL]]</w:t>
+      </w:r>
+    </w:p>
+    <w:p>
+      <w:r>
+        <w:rPr>
+          <w:rFonts w:ascii="Century Gothic" w:hAnsi="Century Gothic"/>
+          <w:b w:val="0"/>
+          <w:sz w:val="22"/>
+        </w:rPr>
+      </w:r>
     </w:p>
     <w:p>
       <w:pPr>

--- a/templates/MODELO_CONTRATO_SUBCONTRATA.docx
+++ b/templates/MODELO_CONTRATO_SUBCONTRATA.docx
@@ -978,7 +978,7 @@
           <w:sz w:val="22"/>
           <w:szCs w:val="22"/>
         </w:rPr>
-        <w:t xml:space="preserve">En Madrid, a [[FECHA_CONTRATO]]</w:t>
+        <w:t>En Madrid a [[FECHA_LARGA]]</w:t>
       </w:r>
     </w:p>
     <w:p>
@@ -2093,6 +2093,12 @@
           <w:sz w:val="20"/>
         </w:rPr>
         <w:sectPr>
+          <w:headerReference w:type="default" r:id="rId11"/>
+          <w:footerReference w:type="default" r:id="rId12"/>
+          <w:headerReference w:type="first" r:id="rId13"/>
+          <w:footerReference w:type="first" r:id="rId14"/>
+          <w:headerReference w:type="even" r:id="rId15"/>
+          <w:footerReference w:type="even" r:id="rId16"/>
           <w:pgSz w:w="11910" w:h="16840"/>
           <w:pgMar w:top="2440" w:right="425" w:bottom="2400" w:left="1275" w:header="178" w:footer="2219" w:gutter="0"/>
           <w:cols w:space="720"/>
@@ -4708,6 +4714,36 @@
 </w:ftr>
 </file>
 
+<file path=word/footer2.xml><?xml version="1.0" encoding="utf-8"?>
+<w:ftr xmlns:m="http://schemas.openxmlformats.org/officeDocument/2006/math" xmlns:mc="http://schemas.openxmlformats.org/markup-compatibility/2006" xmlns:mo="http://schemas.microsoft.com/office/mac/office/2008/main" xmlns:mv="urn:schemas-microsoft-com:mac:vml" xmlns:o="urn:schemas-microsoft-com:office:office" xmlns:r="http://schemas.openxmlformats.org/officeDocument/2006/relationships" xmlns:v="urn:schemas-microsoft-com:vml" xmlns:w10="urn:schemas-microsoft-com:office:word" xmlns:w14="http://schemas.microsoft.com/office/word/2010/wordml" xmlns:w="http://schemas.openxmlformats.org/wordprocessingml/2006/main" xmlns:wne="http://schemas.microsoft.com/office/word/2006/wordml" xmlns:wp14="http://schemas.microsoft.com/office/word/2010/wordprocessingDrawing" xmlns:wp="http://schemas.openxmlformats.org/drawingml/2006/wordprocessingDrawing" xmlns:wpc="http://schemas.microsoft.com/office/word/2010/wordprocessingCanvas" xmlns:wpg="http://schemas.microsoft.com/office/word/2010/wordprocessingGroup" xmlns:wpi="http://schemas.microsoft.com/office/word/2010/wordprocessingInk" xmlns:wps="http://schemas.microsoft.com/office/word/2010/wordprocessingShape" mc:Ignorable="w14 wp14">
+  <w:p>
+    <w:pPr>
+      <w:pStyle w:val="Footer"/>
+    </w:pPr>
+  </w:p>
+</w:ftr>
+</file>
+
+<file path=word/footer3.xml><?xml version="1.0" encoding="utf-8"?>
+<w:ftr xmlns:m="http://schemas.openxmlformats.org/officeDocument/2006/math" xmlns:mc="http://schemas.openxmlformats.org/markup-compatibility/2006" xmlns:mo="http://schemas.microsoft.com/office/mac/office/2008/main" xmlns:mv="urn:schemas-microsoft-com:mac:vml" xmlns:o="urn:schemas-microsoft-com:office:office" xmlns:r="http://schemas.openxmlformats.org/officeDocument/2006/relationships" xmlns:v="urn:schemas-microsoft-com:vml" xmlns:w10="urn:schemas-microsoft-com:office:word" xmlns:w14="http://schemas.microsoft.com/office/word/2010/wordml" xmlns:w="http://schemas.openxmlformats.org/wordprocessingml/2006/main" xmlns:wne="http://schemas.microsoft.com/office/word/2006/wordml" xmlns:wp14="http://schemas.microsoft.com/office/word/2010/wordprocessingDrawing" xmlns:wp="http://schemas.openxmlformats.org/drawingml/2006/wordprocessingDrawing" xmlns:wpc="http://schemas.microsoft.com/office/word/2010/wordprocessingCanvas" xmlns:wpg="http://schemas.microsoft.com/office/word/2010/wordprocessingGroup" xmlns:wpi="http://schemas.microsoft.com/office/word/2010/wordprocessingInk" xmlns:wps="http://schemas.microsoft.com/office/word/2010/wordprocessingShape" mc:Ignorable="w14 wp14">
+  <w:p>
+    <w:pPr>
+      <w:pStyle w:val="Footer"/>
+    </w:pPr>
+  </w:p>
+</w:ftr>
+</file>
+
+<file path=word/footer4.xml><?xml version="1.0" encoding="utf-8"?>
+<w:ftr xmlns:m="http://schemas.openxmlformats.org/officeDocument/2006/math" xmlns:mc="http://schemas.openxmlformats.org/markup-compatibility/2006" xmlns:mo="http://schemas.microsoft.com/office/mac/office/2008/main" xmlns:mv="urn:schemas-microsoft-com:mac:vml" xmlns:o="urn:schemas-microsoft-com:office:office" xmlns:r="http://schemas.openxmlformats.org/officeDocument/2006/relationships" xmlns:v="urn:schemas-microsoft-com:vml" xmlns:w10="urn:schemas-microsoft-com:office:word" xmlns:w14="http://schemas.microsoft.com/office/word/2010/wordml" xmlns:w="http://schemas.openxmlformats.org/wordprocessingml/2006/main" xmlns:wne="http://schemas.microsoft.com/office/word/2006/wordml" xmlns:wp14="http://schemas.microsoft.com/office/word/2010/wordprocessingDrawing" xmlns:wp="http://schemas.openxmlformats.org/drawingml/2006/wordprocessingDrawing" xmlns:wpc="http://schemas.microsoft.com/office/word/2010/wordprocessingCanvas" xmlns:wpg="http://schemas.microsoft.com/office/word/2010/wordprocessingGroup" xmlns:wpi="http://schemas.microsoft.com/office/word/2010/wordprocessingInk" xmlns:wps="http://schemas.microsoft.com/office/word/2010/wordprocessingShape" mc:Ignorable="w14 wp14">
+  <w:p>
+    <w:pPr>
+      <w:pStyle w:val="Footer"/>
+    </w:pPr>
+  </w:p>
+</w:ftr>
+</file>
+
 <file path=word/footnotes.xml><?xml version="1.0" encoding="utf-8"?>
 <w:footnotes xmlns:wpc="http://schemas.microsoft.com/office/word/2010/wordprocessingCanvas" xmlns:cx="http://schemas.microsoft.com/office/drawing/2014/chartex" xmlns:cx1="http://schemas.microsoft.com/office/drawing/2015/9/8/chartex" xmlns:cx2="http://schemas.microsoft.com/office/drawing/2015/10/21/chartex" xmlns:cx3="http://schemas.microsoft.com/office/drawing/2016/5/9/chartex" xmlns:cx4="http://schemas.microsoft.com/office/drawing/2016/5/10/chartex" xmlns:cx5="http://schemas.microsoft.com/office/drawing/2016/5/11/chartex" xmlns:cx6="http://schemas.microsoft.com/office/drawing/2016/5/12/chartex" xmlns:cx7="http://schemas.microsoft.com/office/drawing/2016/5/13/chartex" xmlns:cx8="http://schemas.microsoft.com/office/drawing/2016/5/14/chartex" xmlns:mc="http://schemas.openxmlformats.org/markup-compatibility/2006" xmlns:aink="http://schemas.microsoft.com/office/drawing/2016/ink" xmlns:am3d="http://schemas.microsoft.com/office/drawing/2017/model3d" xmlns:o="urn:schemas-microsoft-com:office:office" xmlns:oel="http://schemas.microsoft.com/office/2019/extlst" xmlns:r="http://schemas.openxmlformats.org/officeDocument/2006/relationships" xmlns:m="http://schemas.openxmlformats.org/officeDocument/2006/math" xmlns:v="urn:schemas-microsoft-com:vml" xmlns:wp14="http://schemas.microsoft.com/office/word/2010/wordprocessingDrawing" xmlns:wp="http://schemas.openxmlformats.org/drawingml/2006/wordprocessingDrawing" xmlns:w10="urn:schemas-microsoft-com:office:word" xmlns:w="http://schemas.openxmlformats.org/wordprocessingml/2006/main" xmlns:w14="http://schemas.microsoft.com/office/word/2010/wordml" xmlns:w15="http://schemas.microsoft.com/office/word/2012/wordml" xmlns:w16cex="http://schemas.microsoft.com/office/word/2018/wordml/cex" xmlns:w16cid="http://schemas.microsoft.com/office/word/2016/wordml/cid" xmlns:w16="http://schemas.microsoft.com/office/word/2018/wordml" xmlns:w16du="http://schemas.microsoft.com/office/word/2023/wordml/word16du" xmlns:w16sdtdh="http://schemas.microsoft.com/office/word/2020/wordml/sdtdatahash" xmlns:w16sdtfl="http://schemas.microsoft.com/office/word/2024/wordml/sdtformatlock" xmlns:w16se="http://schemas.microsoft.com/office/word/2015/wordml/symex" xmlns:wpg="http://schemas.microsoft.com/office/word/2010/wordprocessingGroup" xmlns:wpi="http://schemas.microsoft.com/office/word/2010/wordprocessingInk" xmlns:wne="http://schemas.microsoft.com/office/word/2006/wordml" xmlns:wps="http://schemas.microsoft.com/office/word/2010/wordprocessingShape" mc:Ignorable="w14 w15 w16se w16cid w16 w16cex w16sdtdh w16sdtfl w16du wp14">
   <w:footnote w:type="separator" w:id="-1">
@@ -4725,6 +4761,36 @@
     </w:p>
   </w:footnote>
 </w:footnotes>
+</file>
+
+<file path=word/header1.xml><?xml version="1.0" encoding="utf-8"?>
+<w:hdr xmlns:m="http://schemas.openxmlformats.org/officeDocument/2006/math" xmlns:mc="http://schemas.openxmlformats.org/markup-compatibility/2006" xmlns:mo="http://schemas.microsoft.com/office/mac/office/2008/main" xmlns:mv="urn:schemas-microsoft-com:mac:vml" xmlns:o="urn:schemas-microsoft-com:office:office" xmlns:r="http://schemas.openxmlformats.org/officeDocument/2006/relationships" xmlns:v="urn:schemas-microsoft-com:vml" xmlns:w10="urn:schemas-microsoft-com:office:word" xmlns:w14="http://schemas.microsoft.com/office/word/2010/wordml" xmlns:w="http://schemas.openxmlformats.org/wordprocessingml/2006/main" xmlns:wne="http://schemas.microsoft.com/office/word/2006/wordml" xmlns:wp14="http://schemas.microsoft.com/office/word/2010/wordprocessingDrawing" xmlns:wp="http://schemas.openxmlformats.org/drawingml/2006/wordprocessingDrawing" xmlns:wpc="http://schemas.microsoft.com/office/word/2010/wordprocessingCanvas" xmlns:wpg="http://schemas.microsoft.com/office/word/2010/wordprocessingGroup" xmlns:wpi="http://schemas.microsoft.com/office/word/2010/wordprocessingInk" xmlns:wps="http://schemas.microsoft.com/office/word/2010/wordprocessingShape" mc:Ignorable="w14 wp14">
+  <w:p>
+    <w:pPr>
+      <w:pStyle w:val="Header"/>
+    </w:pPr>
+  </w:p>
+</w:hdr>
+</file>
+
+<file path=word/header2.xml><?xml version="1.0" encoding="utf-8"?>
+<w:hdr xmlns:m="http://schemas.openxmlformats.org/officeDocument/2006/math" xmlns:mc="http://schemas.openxmlformats.org/markup-compatibility/2006" xmlns:mo="http://schemas.microsoft.com/office/mac/office/2008/main" xmlns:mv="urn:schemas-microsoft-com:mac:vml" xmlns:o="urn:schemas-microsoft-com:office:office" xmlns:r="http://schemas.openxmlformats.org/officeDocument/2006/relationships" xmlns:v="urn:schemas-microsoft-com:vml" xmlns:w10="urn:schemas-microsoft-com:office:word" xmlns:w14="http://schemas.microsoft.com/office/word/2010/wordml" xmlns:w="http://schemas.openxmlformats.org/wordprocessingml/2006/main" xmlns:wne="http://schemas.microsoft.com/office/word/2006/wordml" xmlns:wp14="http://schemas.microsoft.com/office/word/2010/wordprocessingDrawing" xmlns:wp="http://schemas.openxmlformats.org/drawingml/2006/wordprocessingDrawing" xmlns:wpc="http://schemas.microsoft.com/office/word/2010/wordprocessingCanvas" xmlns:wpg="http://schemas.microsoft.com/office/word/2010/wordprocessingGroup" xmlns:wpi="http://schemas.microsoft.com/office/word/2010/wordprocessingInk" xmlns:wps="http://schemas.microsoft.com/office/word/2010/wordprocessingShape" mc:Ignorable="w14 wp14">
+  <w:p>
+    <w:pPr>
+      <w:pStyle w:val="Header"/>
+    </w:pPr>
+  </w:p>
+</w:hdr>
+</file>
+
+<file path=word/header3.xml><?xml version="1.0" encoding="utf-8"?>
+<w:hdr xmlns:m="http://schemas.openxmlformats.org/officeDocument/2006/math" xmlns:mc="http://schemas.openxmlformats.org/markup-compatibility/2006" xmlns:mo="http://schemas.microsoft.com/office/mac/office/2008/main" xmlns:mv="urn:schemas-microsoft-com:mac:vml" xmlns:o="urn:schemas-microsoft-com:office:office" xmlns:r="http://schemas.openxmlformats.org/officeDocument/2006/relationships" xmlns:v="urn:schemas-microsoft-com:vml" xmlns:w10="urn:schemas-microsoft-com:office:word" xmlns:w14="http://schemas.microsoft.com/office/word/2010/wordml" xmlns:w="http://schemas.openxmlformats.org/wordprocessingml/2006/main" xmlns:wne="http://schemas.microsoft.com/office/word/2006/wordml" xmlns:wp14="http://schemas.microsoft.com/office/word/2010/wordprocessingDrawing" xmlns:wp="http://schemas.openxmlformats.org/drawingml/2006/wordprocessingDrawing" xmlns:wpc="http://schemas.microsoft.com/office/word/2010/wordprocessingCanvas" xmlns:wpg="http://schemas.microsoft.com/office/word/2010/wordprocessingGroup" xmlns:wpi="http://schemas.microsoft.com/office/word/2010/wordprocessingInk" xmlns:wps="http://schemas.microsoft.com/office/word/2010/wordprocessingShape" mc:Ignorable="w14 wp14">
+  <w:p>
+    <w:pPr>
+      <w:pStyle w:val="Header"/>
+    </w:pPr>
+  </w:p>
+</w:hdr>
 </file>
 
 <file path=word/numbering.xml><?xml version="1.0" encoding="utf-8"?>
